--- a/static/templates-se2026/surat_pernyataan_ppl_se2026.docx
+++ b/static/templates-se2026/surat_pernyataan_ppl_se2026.docx
@@ -1122,7 +1122,7 @@
                 <w:sz w:val="24"/>
                 <w:szCs w:val="24"/>
               </w:rPr>
-              <w:t>(.........................................)</w:t>
+              <w:t>(${nama_petugas})</w:t>
             </w:r>
           </w:p>
         </w:tc>

--- a/static/templates-se2026/surat_pernyataan_ppl_se2026.docx
+++ b/static/templates-se2026/surat_pernyataan_ppl_se2026.docx
@@ -128,21 +128,6 @@
         </w:rPr>
         <w:t>Nomor: ${nomor}</w:t>
       </w:r>
-      <w:r>
-        <w:rPr>
-          <w:rFonts w:eastAsia="Bookman Old Style" w:cs="Bookman Old Style" w:ascii="Bookman Old Style" w:hAnsi="Bookman Old Style"/>
-          <w:sz w:val="24"/>
-          <w:szCs w:val="24"/>
-        </w:rPr>
-      </w:r>
-      <w:r>
-        <w:rPr>
-          <w:rFonts w:eastAsia="Bookman Old Style" w:cs="Bookman Old Style" w:ascii="Bookman Old Style" w:hAnsi="Bookman Old Style"/>
-          <w:color w:val="000000"/>
-          <w:sz w:val="24"/>
-          <w:szCs w:val="24"/>
-        </w:rPr>
-      </w:r>
     </w:p>
     <w:p>
       <w:pPr>
@@ -208,16 +193,17 @@
           <w:sz w:val="24"/>
           <w:szCs w:val="24"/>
         </w:rPr>
-        <w:t xml:space="preserve"> Nama </w:t>
+        <w:t xml:space="preserve"> </w:t>
+      </w:r>
+      <w:r>
+        <w:rPr>
+          <w:rFonts w:eastAsia="Bookman Old Style" w:cs="Bookman Old Style" w:ascii="Bookman Old Style" w:hAnsi="Bookman Old Style"/>
+          <w:sz w:val="24"/>
+          <w:szCs w:val="24"/>
+        </w:rPr>
+        <w:t xml:space="preserve">Nama </w:t>
         <w:tab/>
         <w:t>: ${nama_petugas}</w:t>
-      </w:r>
-      <w:r>
-        <w:rPr>
-          <w:rFonts w:eastAsia="Bookman Old Style" w:cs="Bookman Old Style" w:ascii="Bookman Old Style" w:hAnsi="Bookman Old Style"/>
-          <w:sz w:val="24"/>
-          <w:szCs w:val="24"/>
-        </w:rPr>
       </w:r>
     </w:p>
     <w:p>
@@ -345,36 +331,6 @@
         </w:rPr>
         <w:t>bahwa telah melaksanakan pekerjaan Petugas Lapangan Sensus Ekonomi 2026 pada Badan Pusat Statistik Kabupaten/Kota Dompu berdasarkan Perjanjian Kerja Petugas Nomor: ${nomor_spk}, sesuai dengan target pekerjaan termin I;</w:t>
       </w:r>
-      <w:r>
-        <w:rPr>
-          <w:rFonts w:eastAsia="Bookman Old Style" w:cs="Bookman Old Style" w:ascii="Bookman Old Style" w:hAnsi="Bookman Old Style"/>
-          <w:color w:val="000000"/>
-          <w:sz w:val="24"/>
-          <w:szCs w:val="24"/>
-        </w:rPr>
-      </w:r>
-      <w:r>
-        <w:rPr>
-          <w:rFonts w:eastAsia="Bookman Old Style" w:cs="Bookman Old Style" w:ascii="Bookman Old Style" w:hAnsi="Bookman Old Style"/>
-          <w:sz w:val="24"/>
-          <w:szCs w:val="24"/>
-        </w:rPr>
-      </w:r>
-      <w:r>
-        <w:rPr>
-          <w:rFonts w:eastAsia="Bookman Old Style" w:cs="Bookman Old Style" w:ascii="Bookman Old Style" w:hAnsi="Bookman Old Style"/>
-          <w:color w:val="000000"/>
-          <w:sz w:val="24"/>
-          <w:szCs w:val="24"/>
-        </w:rPr>
-      </w:r>
-      <w:r>
-        <w:rPr>
-          <w:rFonts w:eastAsia="Bookman Old Style" w:cs="Bookman Old Style" w:ascii="Bookman Old Style" w:hAnsi="Bookman Old Style"/>
-          <w:sz w:val="24"/>
-          <w:szCs w:val="24"/>
-        </w:rPr>
-      </w:r>
     </w:p>
     <w:p>
       <w:pPr>
@@ -400,120 +356,6 @@
           <w:szCs w:val="24"/>
         </w:rPr>
         <w:t>bahwa hasil pekerjaan Petugas Lapangan Sensus Ekonomi 2026 termin I yang telah diselesaikan sebanyak ${realisasi_usaha_kel} usaha dan keluarga dengan presentase sebesar ${persentase} persen dari ${target_prelist} usaha dan keluarga target prelist;</w:t>
-      </w:r>
-      <w:r>
-        <w:rPr>
-          <w:rFonts w:eastAsia="Bookman Old Style" w:cs="Bookman Old Style" w:ascii="Bookman Old Style" w:hAnsi="Bookman Old Style"/>
-          <w:color w:val="000000"/>
-          <w:sz w:val="24"/>
-          <w:szCs w:val="24"/>
-        </w:rPr>
-      </w:r>
-      <w:r>
-        <w:rPr>
-          <w:rFonts w:eastAsia="Bookman Old Style" w:cs="Bookman Old Style" w:ascii="Bookman Old Style" w:hAnsi="Bookman Old Style"/>
-          <w:sz w:val="24"/>
-          <w:szCs w:val="24"/>
-        </w:rPr>
-      </w:r>
-      <w:r>
-        <w:rPr>
-          <w:rFonts w:eastAsia="Bookman Old Style" w:cs="Bookman Old Style" w:ascii="Bookman Old Style" w:hAnsi="Bookman Old Style"/>
-          <w:color w:val="000000"/>
-          <w:sz w:val="24"/>
-          <w:szCs w:val="24"/>
-        </w:rPr>
-      </w:r>
-      <w:r>
-        <w:rPr>
-          <w:rFonts w:eastAsia="Bookman Old Style" w:cs="Bookman Old Style" w:ascii="Bookman Old Style" w:hAnsi="Bookman Old Style"/>
-          <w:color w:val="FF0000"/>
-          <w:sz w:val="24"/>
-          <w:szCs w:val="24"/>
-        </w:rPr>
-      </w:r>
-      <w:r>
-        <w:rPr>
-          <w:rFonts w:eastAsia="Bookman Old Style" w:cs="Bookman Old Style" w:ascii="Bookman Old Style" w:hAnsi="Bookman Old Style"/>
-          <w:sz w:val="24"/>
-          <w:szCs w:val="24"/>
-        </w:rPr>
-      </w:r>
-      <w:r>
-        <w:rPr>
-          <w:rFonts w:eastAsia="Bookman Old Style" w:cs="Bookman Old Style" w:ascii="Bookman Old Style" w:hAnsi="Bookman Old Style"/>
-          <w:color w:val="FF0000"/>
-          <w:sz w:val="24"/>
-          <w:szCs w:val="24"/>
-        </w:rPr>
-      </w:r>
-      <w:r>
-        <w:rPr>
-          <w:rFonts w:eastAsia="Bookman Old Style" w:cs="Bookman Old Style" w:ascii="Bookman Old Style" w:hAnsi="Bookman Old Style"/>
-          <w:sz w:val="24"/>
-          <w:szCs w:val="24"/>
-        </w:rPr>
-      </w:r>
-      <w:r>
-        <w:rPr>
-          <w:rFonts w:eastAsia="Bookman Old Style" w:cs="Bookman Old Style" w:ascii="Bookman Old Style" w:hAnsi="Bookman Old Style"/>
-          <w:color w:val="FF0000"/>
-          <w:sz w:val="24"/>
-          <w:szCs w:val="24"/>
-        </w:rPr>
-      </w:r>
-      <w:r>
-        <w:rPr>
-          <w:rFonts w:eastAsia="Bookman Old Style" w:cs="Bookman Old Style" w:ascii="Bookman Old Style" w:hAnsi="Bookman Old Style"/>
-          <w:sz w:val="24"/>
-          <w:szCs w:val="24"/>
-        </w:rPr>
-      </w:r>
-      <w:r>
-        <w:rPr>
-          <w:rFonts w:eastAsia="Bookman Old Style" w:cs="Bookman Old Style" w:ascii="Bookman Old Style" w:hAnsi="Bookman Old Style"/>
-          <w:color w:val="FF0000"/>
-          <w:sz w:val="24"/>
-          <w:szCs w:val="24"/>
-        </w:rPr>
-      </w:r>
-      <w:r>
-        <w:rPr>
-          <w:rFonts w:eastAsia="Bookman Old Style" w:cs="Bookman Old Style" w:ascii="Bookman Old Style" w:hAnsi="Bookman Old Style"/>
-          <w:sz w:val="24"/>
-          <w:szCs w:val="24"/>
-        </w:rPr>
-      </w:r>
-      <w:r>
-        <w:rPr>
-          <w:rFonts w:eastAsia="Bookman Old Style" w:cs="Bookman Old Style" w:ascii="Bookman Old Style" w:hAnsi="Bookman Old Style"/>
-          <w:color w:val="FF0000"/>
-          <w:sz w:val="24"/>
-          <w:szCs w:val="24"/>
-        </w:rPr>
-      </w:r>
-      <w:r>
-        <w:rPr>
-          <w:rFonts w:eastAsia="Bookman Old Style" w:cs="Bookman Old Style" w:ascii="Bookman Old Style" w:hAnsi="Bookman Old Style"/>
-          <w:sz w:val="24"/>
-          <w:szCs w:val="24"/>
-        </w:rPr>
-      </w:r>
-      <w:r>
-        <w:rPr>
-          <w:rFonts w:eastAsia="Bookman Old Style" w:cs="Bookman Old Style" w:ascii="Bookman Old Style" w:hAnsi="Bookman Old Style"/>
-          <w:i/>
-          <w:iCs/>
-          <w:sz w:val="24"/>
-          <w:szCs w:val="24"/>
-        </w:rPr>
-      </w:r>
-      <w:r>
-        <w:rPr>
-          <w:rFonts w:eastAsia="Bookman Old Style" w:cs="Bookman Old Style" w:ascii="Bookman Old Style" w:hAnsi="Bookman Old Style"/>
-          <w:sz w:val="24"/>
-          <w:szCs w:val="24"/>
-        </w:rPr>
       </w:r>
     </w:p>
     <w:p>
@@ -802,10 +644,7 @@
               <w:widowControl w:val="false"/>
               <w:spacing w:lineRule="auto" w:line="240" w:before="0" w:after="0"/>
               <w:rPr>
-                <w:rFonts w:ascii="Bookman Old Style" w:hAnsi="Bookman Old Style" w:eastAsia="Bookman Old Style" w:cs="Bookman Old Style"/>
-                <w:color w:val="auto"/>
-                <w:sz w:val="24"/>
-                <w:szCs w:val="24"/>
+                <w:color w:val="auto"/>
               </w:rPr>
             </w:pPr>
             <w:r>
@@ -815,6 +654,7 @@
                 <w:sz w:val="24"/>
                 <w:szCs w:val="24"/>
               </w:rPr>
+              <w:t>Mengetahui,</w:t>
             </w:r>
           </w:p>
           <w:p>
@@ -823,10 +663,7 @@
               <w:widowControl w:val="false"/>
               <w:spacing w:lineRule="auto" w:line="240" w:before="0" w:after="0"/>
               <w:rPr>
-                <w:rFonts w:ascii="Bookman Old Style" w:hAnsi="Bookman Old Style" w:eastAsia="Bookman Old Style" w:cs="Bookman Old Style"/>
-                <w:color w:val="auto"/>
-                <w:sz w:val="24"/>
-                <w:szCs w:val="24"/>
+                <w:color w:val="auto"/>
               </w:rPr>
             </w:pPr>
             <w:r>
@@ -836,6 +673,7 @@
                 <w:sz w:val="24"/>
                 <w:szCs w:val="24"/>
               </w:rPr>
+              <w:t>Ketua Tim Pelaksana Sensus Ekonomi 2026</w:t>
             </w:r>
           </w:p>
           <w:p>
@@ -844,10 +682,7 @@
               <w:widowControl w:val="false"/>
               <w:spacing w:lineRule="auto" w:line="240" w:before="0" w:after="0"/>
               <w:rPr>
-                <w:rFonts w:ascii="Bookman Old Style" w:hAnsi="Bookman Old Style" w:eastAsia="Bookman Old Style" w:cs="Bookman Old Style"/>
-                <w:color w:val="auto"/>
-                <w:sz w:val="24"/>
-                <w:szCs w:val="24"/>
+                <w:color w:val="auto"/>
               </w:rPr>
             </w:pPr>
             <w:r>
@@ -857,6 +692,7 @@
                 <w:sz w:val="24"/>
                 <w:szCs w:val="24"/>
               </w:rPr>
+              <w:t>Kabupaten/Kota Dompu</w:t>
             </w:r>
           </w:p>
           <w:p>
@@ -865,10 +701,7 @@
               <w:widowControl w:val="false"/>
               <w:spacing w:lineRule="auto" w:line="240" w:before="0" w:after="0"/>
               <w:rPr>
-                <w:rFonts w:ascii="Bookman Old Style" w:hAnsi="Bookman Old Style" w:eastAsia="Bookman Old Style" w:cs="Bookman Old Style"/>
-                <w:color w:val="auto"/>
-                <w:sz w:val="24"/>
-                <w:szCs w:val="24"/>
+                <w:color w:val="auto"/>
               </w:rPr>
             </w:pPr>
             <w:r>
@@ -896,7 +729,6 @@
                 <w:sz w:val="24"/>
                 <w:szCs w:val="24"/>
               </w:rPr>
-              <w:t>Mengetahui,</w:t>
             </w:r>
           </w:p>
           <w:p>
@@ -915,45 +747,6 @@
                 <w:sz w:val="24"/>
                 <w:szCs w:val="24"/>
               </w:rPr>
-              <w:t>Ketua Tim Pelaksana Sensus Ekonomi 2026</w:t>
-            </w:r>
-          </w:p>
-          <w:p>
-            <w:pPr>
-              <w:pStyle w:val="normal1"/>
-              <w:widowControl w:val="false"/>
-              <w:spacing w:lineRule="auto" w:line="240" w:before="0" w:after="0"/>
-              <w:rPr>
-                <w:color w:val="auto"/>
-              </w:rPr>
-            </w:pPr>
-            <w:r>
-              <w:rPr>
-                <w:rFonts w:eastAsia="Bookman Old Style" w:cs="Bookman Old Style" w:ascii="Bookman Old Style" w:hAnsi="Bookman Old Style"/>
-                <w:color w:val="auto"/>
-                <w:sz w:val="24"/>
-                <w:szCs w:val="24"/>
-              </w:rPr>
-              <w:t>Kabupaten/Kota Dompu</w:t>
-            </w:r>
-          </w:p>
-          <w:p>
-            <w:pPr>
-              <w:pStyle w:val="normal1"/>
-              <w:widowControl w:val="false"/>
-              <w:spacing w:lineRule="auto" w:line="240" w:before="0" w:after="0"/>
-              <w:rPr>
-                <w:color w:val="auto"/>
-              </w:rPr>
-            </w:pPr>
-            <w:r>
-              <w:rPr>
-                <w:rFonts w:eastAsia="Bookman Old Style" w:cs="Bookman Old Style" w:ascii="Bookman Old Style" w:hAnsi="Bookman Old Style"/>
-                <w:color w:val="auto"/>
-                <w:sz w:val="24"/>
-                <w:szCs w:val="24"/>
-              </w:rPr>
-              <w:t>(TTD)</w:t>
             </w:r>
           </w:p>
           <w:p>
@@ -1039,14 +832,6 @@
               </w:rPr>
               <w:t>Dompu, ${tgl_teks} ${bln_teks} 2026</w:t>
             </w:r>
-            <w:r>
-              <w:rPr>
-                <w:rFonts w:eastAsia="Bookman Old Style" w:cs="Bookman Old Style" w:ascii="Bookman Old Style" w:hAnsi="Bookman Old Style"/>
-                <w:color w:val="auto"/>
-                <w:sz w:val="24"/>
-                <w:szCs w:val="24"/>
-              </w:rPr>
-            </w:r>
           </w:p>
           <w:p>
             <w:pPr>
@@ -1083,7 +868,24 @@
                 <w:sz w:val="24"/>
                 <w:szCs w:val="24"/>
               </w:rPr>
-              <w:t>(TTD)</w:t>
+            </w:r>
+          </w:p>
+          <w:p>
+            <w:pPr>
+              <w:pStyle w:val="normal1"/>
+              <w:spacing w:lineRule="auto" w:line="240" w:before="240" w:after="0"/>
+              <w:jc w:val="center"/>
+              <w:rPr>
+                <w:color w:val="auto"/>
+              </w:rPr>
+            </w:pPr>
+            <w:r>
+              <w:rPr>
+                <w:rFonts w:eastAsia="Bookman Old Style" w:cs="Bookman Old Style" w:ascii="Bookman Old Style" w:hAnsi="Bookman Old Style"/>
+                <w:color w:val="auto"/>
+                <w:sz w:val="24"/>
+                <w:szCs w:val="24"/>
+              </w:rPr>
             </w:r>
           </w:p>
           <w:p>
@@ -1196,51 +998,6 @@
 </w:ftr>
 </file>
 
-<file path=word/footer4.xml><?xml version="1.0" encoding="utf-8"?>
-<w:ftr xmlns:o="urn:schemas-microsoft-com:office:office" xmlns:r="http://schemas.openxmlformats.org/officeDocument/2006/relationships" xmlns:v="urn:schemas-microsoft-com:vml" xmlns:w="http://schemas.openxmlformats.org/wordprocessingml/2006/main" xmlns:w10="urn:schemas-microsoft-com:office:word" xmlns:wp="http://schemas.openxmlformats.org/drawingml/2006/wordprocessingDrawing" xmlns:pic="http://schemas.openxmlformats.org/drawingml/2006/picture" xmlns:wps="http://schemas.microsoft.com/office/word/2010/wordprocessingShape" xmlns:wpg="http://schemas.microsoft.com/office/word/2010/wordprocessingGroup" xmlns:mc="http://schemas.openxmlformats.org/markup-compatibility/2006" xmlns:wp14="http://schemas.microsoft.com/office/word/2010/wordprocessingDrawing" xmlns:w14="http://schemas.microsoft.com/office/word/2010/wordml" xmlns:w15="http://schemas.microsoft.com/office/word/2012/wordml" mc:Ignorable="w14 wp14 w15">
-  <w:p>
-    <w:pPr>
-      <w:pStyle w:val="Footer"/>
-      <w:spacing w:before="0" w:after="160"/>
-      <w:rPr/>
-    </w:pPr>
-    <w:r>
-      <w:rPr/>
-    </w:r>
-  </w:p>
-</w:ftr>
-</file>
-
-<file path=word/footer5.xml><?xml version="1.0" encoding="utf-8"?>
-<w:ftr xmlns:o="urn:schemas-microsoft-com:office:office" xmlns:r="http://schemas.openxmlformats.org/officeDocument/2006/relationships" xmlns:v="urn:schemas-microsoft-com:vml" xmlns:w="http://schemas.openxmlformats.org/wordprocessingml/2006/main" xmlns:w10="urn:schemas-microsoft-com:office:word" xmlns:wp="http://schemas.openxmlformats.org/drawingml/2006/wordprocessingDrawing" xmlns:pic="http://schemas.openxmlformats.org/drawingml/2006/picture" xmlns:wps="http://schemas.microsoft.com/office/word/2010/wordprocessingShape" xmlns:wpg="http://schemas.microsoft.com/office/word/2010/wordprocessingGroup" xmlns:mc="http://schemas.openxmlformats.org/markup-compatibility/2006" xmlns:wp14="http://schemas.microsoft.com/office/word/2010/wordprocessingDrawing" xmlns:w14="http://schemas.microsoft.com/office/word/2010/wordml" xmlns:w15="http://schemas.microsoft.com/office/word/2012/wordml" mc:Ignorable="w14 wp14 w15">
-  <w:p>
-    <w:pPr>
-      <w:pStyle w:val="Footer"/>
-      <w:spacing w:before="0" w:after="160"/>
-      <w:rPr/>
-    </w:pPr>
-    <w:r>
-      <w:rPr/>
-    </w:r>
-  </w:p>
-</w:ftr>
-</file>
-
-<file path=word/footer6.xml><?xml version="1.0" encoding="utf-8"?>
-<w:ftr xmlns:o="urn:schemas-microsoft-com:office:office" xmlns:r="http://schemas.openxmlformats.org/officeDocument/2006/relationships" xmlns:v="urn:schemas-microsoft-com:vml" xmlns:w="http://schemas.openxmlformats.org/wordprocessingml/2006/main" xmlns:w10="urn:schemas-microsoft-com:office:word" xmlns:wp="http://schemas.openxmlformats.org/drawingml/2006/wordprocessingDrawing" xmlns:pic="http://schemas.openxmlformats.org/drawingml/2006/picture" xmlns:wps="http://schemas.microsoft.com/office/word/2010/wordprocessingShape" xmlns:wpg="http://schemas.microsoft.com/office/word/2010/wordprocessingGroup" xmlns:mc="http://schemas.openxmlformats.org/markup-compatibility/2006" xmlns:wp14="http://schemas.microsoft.com/office/word/2010/wordprocessingDrawing" xmlns:w14="http://schemas.microsoft.com/office/word/2010/wordml" xmlns:w15="http://schemas.microsoft.com/office/word/2012/wordml" mc:Ignorable="w14 wp14 w15">
-  <w:p>
-    <w:pPr>
-      <w:pStyle w:val="Footer"/>
-      <w:spacing w:before="0" w:after="160"/>
-      <w:rPr/>
-    </w:pPr>
-    <w:r>
-      <w:rPr/>
-    </w:r>
-  </w:p>
-</w:ftr>
-</file>
-
 <file path=word/header1.xml><?xml version="1.0" encoding="utf-8"?>
 <w:hdr xmlns:o="urn:schemas-microsoft-com:office:office" xmlns:r="http://schemas.openxmlformats.org/officeDocument/2006/relationships" xmlns:v="urn:schemas-microsoft-com:vml" xmlns:w="http://schemas.openxmlformats.org/wordprocessingml/2006/main" xmlns:w10="urn:schemas-microsoft-com:office:word" xmlns:wp="http://schemas.openxmlformats.org/drawingml/2006/wordprocessingDrawing" xmlns:pic="http://schemas.openxmlformats.org/drawingml/2006/picture" xmlns:wps="http://schemas.microsoft.com/office/word/2010/wordprocessingShape" xmlns:wpg="http://schemas.microsoft.com/office/word/2010/wordprocessingGroup" xmlns:mc="http://schemas.openxmlformats.org/markup-compatibility/2006" xmlns:wp14="http://schemas.microsoft.com/office/word/2010/wordprocessingDrawing" xmlns:w14="http://schemas.microsoft.com/office/word/2010/wordml" xmlns:w15="http://schemas.microsoft.com/office/word/2012/wordml" mc:Ignorable="w14 wp14 w15">
   <w:p>
@@ -1291,7 +1048,7 @@
     </w:r>
     <w:r>
       <w:rPr/>
-      <w:t>0</w:t>
+      <w:t>2</w:t>
     </w:r>
     <w:r>
       <w:rPr/>
@@ -1320,123 +1077,6 @@
     </w:pPr>
     <w:r>
       <w:rPr/>
-    </w:r>
-  </w:p>
-</w:hdr>
-</file>
-
-<file path=word/header4.xml><?xml version="1.0" encoding="utf-8"?>
-<w:hdr xmlns:o="urn:schemas-microsoft-com:office:office" xmlns:r="http://schemas.openxmlformats.org/officeDocument/2006/relationships" xmlns:v="urn:schemas-microsoft-com:vml" xmlns:w="http://schemas.openxmlformats.org/wordprocessingml/2006/main" xmlns:w10="urn:schemas-microsoft-com:office:word" xmlns:wp="http://schemas.openxmlformats.org/drawingml/2006/wordprocessingDrawing" xmlns:pic="http://schemas.openxmlformats.org/drawingml/2006/picture" xmlns:wps="http://schemas.microsoft.com/office/word/2010/wordprocessingShape" xmlns:wpg="http://schemas.microsoft.com/office/word/2010/wordprocessingGroup" xmlns:mc="http://schemas.openxmlformats.org/markup-compatibility/2006" xmlns:wp14="http://schemas.microsoft.com/office/word/2010/wordprocessingDrawing" xmlns:w14="http://schemas.microsoft.com/office/word/2010/wordml" xmlns:w15="http://schemas.microsoft.com/office/word/2012/wordml" mc:Ignorable="w14 wp14 w15">
-  <w:p>
-    <w:pPr>
-      <w:pStyle w:val="Header"/>
-      <w:spacing w:before="0" w:after="160"/>
-      <w:rPr/>
-    </w:pPr>
-    <w:r>
-      <w:rPr/>
-    </w:r>
-  </w:p>
-</w:hdr>
-</file>
-
-<file path=word/header5.xml><?xml version="1.0" encoding="utf-8"?>
-<w:hdr xmlns:o="urn:schemas-microsoft-com:office:office" xmlns:r="http://schemas.openxmlformats.org/officeDocument/2006/relationships" xmlns:v="urn:schemas-microsoft-com:vml" xmlns:w="http://schemas.openxmlformats.org/wordprocessingml/2006/main" xmlns:w10="urn:schemas-microsoft-com:office:word" xmlns:wp="http://schemas.openxmlformats.org/drawingml/2006/wordprocessingDrawing" xmlns:pic="http://schemas.openxmlformats.org/drawingml/2006/picture" xmlns:wps="http://schemas.microsoft.com/office/word/2010/wordprocessingShape" xmlns:wpg="http://schemas.microsoft.com/office/word/2010/wordprocessingGroup" xmlns:mc="http://schemas.openxmlformats.org/markup-compatibility/2006" xmlns:wp14="http://schemas.microsoft.com/office/word/2010/wordprocessingDrawing" xmlns:w14="http://schemas.microsoft.com/office/word/2010/wordml" xmlns:w15="http://schemas.microsoft.com/office/word/2012/wordml" mc:Ignorable="w14 wp14 w15">
-  <w:p>
-    <w:pPr>
-      <w:pStyle w:val="normal1"/>
-      <w:widowControl w:val="false"/>
-      <w:tabs>
-        <w:tab w:val="clear" w:pos="720"/>
-        <w:tab w:val="center" w:pos="4513" w:leader="none"/>
-        <w:tab w:val="right" w:pos="9026" w:leader="none"/>
-      </w:tabs>
-      <w:spacing w:lineRule="auto" w:line="240" w:before="0" w:after="0"/>
-      <w:jc w:val="center"/>
-      <w:rPr/>
-    </w:pPr>
-    <w:r>
-      <w:rPr>
-        <w:rFonts w:eastAsia="Bookman Old Style" w:cs="Bookman Old Style" w:ascii="Bookman Old Style" w:hAnsi="Bookman Old Style"/>
-      </w:rPr>
-      <w:t>-</w:t>
-    </w:r>
-    <w:r>
-      <w:rPr/>
-      <w:fldChar w:fldCharType="begin"/>
-    </w:r>
-    <w:r>
-      <w:rPr/>
-      <w:instrText xml:space="preserve"> PAGE </w:instrText>
-    </w:r>
-    <w:r>
-      <w:rPr/>
-      <w:fldChar w:fldCharType="separate"/>
-    </w:r>
-    <w:r>
-      <w:rPr/>
-      <w:t>2</w:t>
-    </w:r>
-    <w:r>
-      <w:rPr/>
-      <w:fldChar w:fldCharType="end"/>
-    </w:r>
-    <w:r>
-      <w:rPr>
-        <w:rFonts w:eastAsia="Bookman Old Style" w:cs="Bookman Old Style" w:ascii="Bookman Old Style" w:hAnsi="Bookman Old Style"/>
-      </w:rPr>
-      <w:t>-</w:t>
-    </w:r>
-  </w:p>
-</w:hdr>
-</file>
-
-<file path=word/header6.xml><?xml version="1.0" encoding="utf-8"?>
-<w:hdr xmlns:o="urn:schemas-microsoft-com:office:office" xmlns:r="http://schemas.openxmlformats.org/officeDocument/2006/relationships" xmlns:v="urn:schemas-microsoft-com:vml" xmlns:w="http://schemas.openxmlformats.org/wordprocessingml/2006/main" xmlns:w10="urn:schemas-microsoft-com:office:word" xmlns:wp="http://schemas.openxmlformats.org/drawingml/2006/wordprocessingDrawing" xmlns:pic="http://schemas.openxmlformats.org/drawingml/2006/picture" xmlns:wps="http://schemas.microsoft.com/office/word/2010/wordprocessingShape" xmlns:wpg="http://schemas.microsoft.com/office/word/2010/wordprocessingGroup" xmlns:mc="http://schemas.openxmlformats.org/markup-compatibility/2006" xmlns:wp14="http://schemas.microsoft.com/office/word/2010/wordprocessingDrawing" xmlns:w14="http://schemas.microsoft.com/office/word/2010/wordml" xmlns:w15="http://schemas.microsoft.com/office/word/2012/wordml" mc:Ignorable="w14 wp14 w15">
-  <w:p>
-    <w:pPr>
-      <w:pStyle w:val="normal1"/>
-      <w:widowControl w:val="false"/>
-      <w:tabs>
-        <w:tab w:val="clear" w:pos="720"/>
-        <w:tab w:val="center" w:pos="4513" w:leader="none"/>
-        <w:tab w:val="right" w:pos="9026" w:leader="none"/>
-      </w:tabs>
-      <w:spacing w:lineRule="auto" w:line="240" w:before="0" w:after="0"/>
-      <w:jc w:val="center"/>
-      <w:rPr/>
-    </w:pPr>
-    <w:r>
-      <w:rPr>
-        <w:rFonts w:eastAsia="Bookman Old Style" w:cs="Bookman Old Style" w:ascii="Bookman Old Style" w:hAnsi="Bookman Old Style"/>
-      </w:rPr>
-      <w:t>-</w:t>
-    </w:r>
-    <w:r>
-      <w:rPr/>
-      <w:fldChar w:fldCharType="begin"/>
-    </w:r>
-    <w:r>
-      <w:rPr/>
-      <w:instrText xml:space="preserve"> PAGE </w:instrText>
-    </w:r>
-    <w:r>
-      <w:rPr/>
-      <w:fldChar w:fldCharType="separate"/>
-    </w:r>
-    <w:r>
-      <w:rPr/>
-      <w:t>2</w:t>
-    </w:r>
-    <w:r>
-      <w:rPr/>
-      <w:fldChar w:fldCharType="end"/>
-    </w:r>
-    <w:r>
-      <w:rPr>
-        <w:rFonts w:eastAsia="Bookman Old Style" w:cs="Bookman Old Style" w:ascii="Bookman Old Style" w:hAnsi="Bookman Old Style"/>
-      </w:rPr>
-      <w:t>-</w:t>
     </w:r>
   </w:p>
 </w:hdr>

--- a/static/templates-se2026/surat_pernyataan_ppl_se2026.docx
+++ b/static/templates-se2026/surat_pernyataan_ppl_se2026.docx
@@ -830,7 +830,7 @@
                 <w:sz w:val="24"/>
                 <w:szCs w:val="24"/>
               </w:rPr>
-              <w:t>Dompu, ${tgl_teks} ${bln_teks} 2026</w:t>
+              <w:t>Dompu, ${tgl_hari} ${bln_teks} 2026</w:t>
             </w:r>
           </w:p>
           <w:p>
